--- a/public/documents/CV_Patrick_Gonzaga_ATS.docx
+++ b/public/documents/CV_Patrick_Gonzaga_ATS.docx
@@ -193,7 +193,7 @@
           <w:color w:val="17334D"/>
           <w:sz w:val="22"/>
         </w:rPr>
-        <w:t>Automation &amp; Integration Developer (Freelance)</w:t>
+        <w:t>Automation &amp; Integration Developer (Freelance, Part-time)</w:t>
       </w:r>
       <w:r>
         <w:rPr>

--- a/public/documents/CV_Patrick_Gonzaga_ATS.docx
+++ b/public/documents/CV_Patrick_Gonzaga_ATS.docx
@@ -46,14 +46,13 @@
     <w:p>
       <w:pPr>
         <w:pStyle w:val="Heading1"/>
-        <w:spacing w:after="160" w:line="240" w:lineRule="auto" w:before="220"/>
         <w:pBdr>
           <w:bottom w:val="single" w:sz="6" w:space="5" w:color="167D8D"/>
         </w:pBdr>
+        <w:spacing w:before="220" w:after="160" w:line="240" w:lineRule="auto"/>
       </w:pPr>
       <w:r>
         <w:rPr>
-          <w:b/>
           <w:color w:val="17334D"/>
           <w:sz w:val="23"/>
         </w:rPr>
@@ -66,26 +65,19 @@
         <w:spacing w:after="60" w:line="240" w:lineRule="auto"/>
       </w:pPr>
       <w:r>
-        <w:t xml:space="preserve">Software engineer with 2 decades of experience across software development, enterprise applications, databases, integrations and IT systems, with 5+ years of C# / modern .NET and 15+ years of VB.NET enterprise experience.</w:t>
-      </w:r>
-      <w:r>
-        <w:t/>
-      </w:r>
-      <w:r>
-        <w:t/>
+        <w:t>Software engineer with 2 decades of experience across software development, enterprise applications, databases, integrations and IT systems, with 5+ years of C# / modern .NET and 15+ years of VB.NET enterprise experience.</w:t>
       </w:r>
     </w:p>
     <w:p>
       <w:pPr>
         <w:pStyle w:val="Heading1"/>
-        <w:spacing w:after="160" w:line="240" w:lineRule="auto" w:before="220"/>
         <w:pBdr>
           <w:bottom w:val="single" w:sz="6" w:space="5" w:color="167D8D"/>
         </w:pBdr>
+        <w:spacing w:before="220" w:after="160" w:line="240" w:lineRule="auto"/>
       </w:pPr>
       <w:r>
         <w:rPr>
-          <w:b/>
           <w:color w:val="17334D"/>
           <w:sz w:val="23"/>
         </w:rPr>
@@ -121,10 +113,7 @@
         <w:t xml:space="preserve">Cloud &amp; delivery: </w:t>
       </w:r>
       <w:r>
-        <w:t>Azure, AWS S3 / SQS, Docker, Linux, Bicep, GitHu</w:t>
-      </w:r>
-      <w:r>
-        <w:t>b Actions, Azure DevOps, Buildkite, Git, SonarQube, Snyk, xUnit.</w:t>
+        <w:t>Azure, AWS S3 / SQS, Docker, Linux, Bicep, GitHub Actions, Azure DevOps, Buildkite, Git, SonarQube, Snyk, xUnit.</w:t>
       </w:r>
     </w:p>
     <w:p>
@@ -156,23 +145,19 @@
         <w:t xml:space="preserve">AI &amp; automation: </w:t>
       </w:r>
       <w:r>
-        <w:t>Node.js, n8n, Claude / Claude Code, MCP, OpenClaw, Google OAuth / Drive API, M</w:t>
-      </w:r>
-      <w:r>
-        <w:t>arkdown / Obsidian, OpenAI API.</w:t>
+        <w:t>Node.js, n8n, Claude / Claude Code, MCP, OpenClaw, Google OAuth / Drive API, Markdown / Obsidian, OpenAI API.</w:t>
       </w:r>
     </w:p>
     <w:p>
       <w:pPr>
         <w:pStyle w:val="Heading1"/>
-        <w:spacing w:after="160" w:line="240" w:lineRule="auto" w:before="220"/>
         <w:pBdr>
           <w:bottom w:val="single" w:sz="6" w:space="5" w:color="167D8D"/>
         </w:pBdr>
+        <w:spacing w:before="220" w:after="160" w:line="240" w:lineRule="auto"/>
       </w:pPr>
       <w:r>
         <w:rPr>
-          <w:b/>
           <w:color w:val="17334D"/>
           <w:sz w:val="23"/>
         </w:rPr>
@@ -182,171 +167,11 @@
     <w:p>
       <w:pPr>
         <w:pStyle w:val="Heading2"/>
-        <w:tabs>
-          <w:tab w:pos="10224" w:val="right"/>
-        </w:tabs>
-        <w:spacing w:after="80" w:line="240" w:lineRule="auto" w:before="180"/>
+        <w:spacing w:before="180" w:line="240" w:lineRule="auto"/>
       </w:pPr>
       <w:r>
         <w:rPr>
-          <w:b/>
           <w:color w:val="17334D"/>
-          <w:sz w:val="22"/>
-        </w:rPr>
-        <w:t>Automation &amp; Integration Developer (Freelance, Part-time)</w:t>
-      </w:r>
-      <w:r>
-        <w:rPr>
-          <w:b w:val="0"/>
-          <w:color w:val="526373"/>
-          <w:sz w:val="19"/>
-        </w:rPr>
-        <w:tab/>
-        <w:t>Sep 2026 – Present</w:t>
-      </w:r>
-    </w:p>
-    <w:p>
-      <w:pPr>
-        <w:keepNext/>
-        <w:keepLines/>
-        <w:spacing w:after="100" w:line="240" w:lineRule="auto"/>
-      </w:pPr>
-      <w:r>
-        <w:rPr>
-          <w:b/>
-          <w:color w:val="526373"/>
-          <w:sz w:val="19"/>
-        </w:rPr>
-        <w:t>Australian IT services firm</w:t>
-      </w:r>
-      <w:r>
-        <w:rPr>
-          <w:color w:val="526373"/>
-          <w:sz w:val="19"/>
-        </w:rPr>
-        <w:t xml:space="preserve"> | Remote</w:t>
-      </w:r>
-    </w:p>
-    <w:p>
-      <w:pPr>
-        <w:keepNext/>
-        <w:keepLines/>
-        <w:spacing w:after="100" w:line="240" w:lineRule="auto"/>
-      </w:pPr>
-      <w:r>
-        <w:rPr>
-          <w:b w:val="0"/>
-          <w:i/>
-          <w:color w:val="526373"/>
-          <w:sz w:val="18"/>
-        </w:rPr>
-        <w:t xml:space="preserve">Client engagements under NDA</w:t>
-      </w:r>
-      <w:r>
-        <w:rPr>
-          <w:b w:val="0"/>
-          <w:i/>
-          <w:color w:val="526373"/>
-          <w:sz w:val="18"/>
-        </w:rPr>
-        <w:t xml:space="preserve"/>
-      </w:r>
-    </w:p>
-    <w:p>
-      <w:pPr>
-        <w:pStyle w:val="ListBullet"/>
-        <w:keepLines/>
-        <w:spacing w:after="60" w:line="240" w:lineRule="auto"/>
-      </w:pPr>
-      <w:r>
-        <w:t xml:space="preserve">Build AI knowledge platforms, document ingestion and synchronization pipelines, MCP integrations and automation workflows; operate and troubleshoot OpenClaw-based agents.</w:t>
-      </w:r>
-      <w:r>
-        <w:t xml:space="preserve"/>
-      </w:r>
-    </w:p>
-    <w:p>
-      <w:pPr>
-        <w:pStyle w:val="ListBullet"/>
-        <w:keepLines/>
-        <w:spacing w:after="60" w:line="240" w:lineRule="auto"/>
-      </w:pPr>
-      <w:r>
-        <w:t xml:space="preserve">Deliver secure cloud deployments, infrastructure as code and CI/CD, with access controls, secrets management, backups, automated tests and release rollback.</w:t>
-      </w:r>
-      <w:r>
-        <w:t xml:space="preserve"/>
-      </w:r>
-    </w:p>
-    <w:p>
-      <w:pPr>
-        <w:pStyle w:val="ListBullet"/>
-        <w:keepLines/>
-        <w:spacing w:after="60" w:line="240" w:lineRule="auto"/>
-      </w:pPr>
-      <w:r>
-        <w:t xml:space="preserve">Investigate and resolve web application and integration issues, implement features and regression tests, review changes and verify production releases.</w:t>
-      </w:r>
-      <w:r>
-        <w:t xml:space="preserve"/>
-      </w:r>
-    </w:p>
-    <w:p>
-      <w:pPr>
-        <w:pStyle w:val="ListBullet"/>
-        <w:keepLines/>
-        <w:spacing w:after="60" w:line="240" w:lineRule="auto"/>
-      </w:pPr>
-      <w:r>
-        <w:t xml:space="preserve">Translate business processes into scopes, estimates and delivery plans; produce SOPs, technical guides and runbooks, and support stakeholder sessions and remote setup.</w:t>
-      </w:r>
-      <w:r>
-        <w:t xml:space="preserve"/>
-      </w:r>
-    </w:p>
-    <w:p>
-      <w:pPr>
-        <w:keepLines/>
-        <w:spacing w:after="120" w:line="240" w:lineRule="auto" w:before="60"/>
-      </w:pPr>
-      <w:r>
-        <w:rPr>
-          <w:b/>
-          <w:color w:val="167D8D"/>
-          <w:sz w:val="18"/>
-        </w:rPr>
-        <w:t xml:space="preserve">Technologies: </w:t>
-      </w:r>
-      <w:r>
-        <w:rPr>
-          <w:color w:val="526373"/>
-          <w:sz w:val="18"/>
-        </w:rPr>
-        <w:t>Node.js, MCP, Claude / Claude Code, OpenClaw, n8n, Docker, Linux, Azure (Key Vault, Bicep, NSG, Backup, CLI), Google OAuth / Drive API, rclone, Markdown / Obsidian, Caddy, systemd, GitHub Actions, Git.</w:t>
-      </w:r>
-      <w:r>
-        <w:rPr>
-          <w:color w:val="526373"/>
-          <w:sz w:val="18"/>
-        </w:rPr>
-      </w:r>
-      <w:r>
-        <w:rPr>
-          <w:color w:val="526373"/>
-          <w:sz w:val="18"/>
-        </w:rPr>
-      </w:r>
-    </w:p>
-    <w:p>
-      <w:pPr>
-        <w:pStyle w:val="Heading2"/>
-        <w:spacing w:after="80" w:line="240" w:lineRule="auto" w:before="180"/>
-      </w:pPr>
-      <w:r>
-        <w:rPr>
-          <w:b/>
-          <w:color w:val="17334D"/>
-          <w:sz w:val="22"/>
         </w:rPr>
         <w:t>Backend Developer</w:t>
       </w:r>
@@ -380,10 +205,7 @@
         <w:spacing w:after="60" w:line="240" w:lineRule="auto"/>
       </w:pPr>
       <w:r>
-        <w:t xml:space="preserve">Built and maintained C# / .NET / ASP.NET Core APIs and EF Core data access for Deals and WikiCamps, contributing shared services across sites, forums, accounts, trips and media.</w:t>
-      </w:r>
-      <w:r>
-        <w:t/>
+        <w:t>Built and maintained C# / .NET / ASP.NET Core APIs and EF Core data access for Deals and WikiCamps, contributing shared services across sites, forums, accounts, trips and media.</w:t>
       </w:r>
     </w:p>
     <w:p>
@@ -393,10 +215,7 @@
         <w:spacing w:after="60" w:line="240" w:lineRule="auto"/>
       </w:pPr>
       <w:r>
-        <w:t xml:space="preserve">Delivered event-driven workflows with Azure Service Bus, Functions, Redis, Blob Storage, Key Vault and Application Insights; integrated BookEasy, OSRM with Polly, and Azure AI Search.</w:t>
-      </w:r>
-      <w:r>
-        <w:t/>
+        <w:t>Delivered event-driven workflows with Azure Service Bus, Functions, Redis, Blob Storage, Key Vault and Application Insights; integrated BookEasy, OSRM with Polly, and Azure AI Search.</w:t>
       </w:r>
     </w:p>
     <w:p>
@@ -406,10 +225,7 @@
         <w:spacing w:after="60" w:line="240" w:lineRule="auto"/>
       </w:pPr>
       <w:r>
-        <w:t xml:space="preserve">Owned the Retool Admin Portal, including pages, resources, SQL queries and multi-environment configuration for deals, bookings and WikiCamps.</w:t>
-      </w:r>
-      <w:r>
-        <w:t/>
+        <w:t>Owned the Retool Admin Portal, including pages, resources, SQL queries and multi-environment configuration for deals, bookings and WikiCamps.</w:t>
       </w:r>
     </w:p>
     <w:p>
@@ -419,16 +235,13 @@
         <w:spacing w:after="60" w:line="240" w:lineRule="auto"/>
       </w:pPr>
       <w:r>
-        <w:t xml:space="preserve">Enforced SonarQube code quality, security and coverage standards; used Cursor and MCP for read-only Azure / SQL context, reviewing and validating changes before release.</w:t>
-      </w:r>
-      <w:r>
-        <w:t/>
+        <w:t>Enforced SonarQube code quality, security and coverage standards; used Cursor and MCP for read-only Azure / SQL context, reviewing and validating changes before release.</w:t>
       </w:r>
     </w:p>
     <w:p>
       <w:pPr>
         <w:keepLines/>
-        <w:spacing w:after="120" w:line="240" w:lineRule="auto" w:before="60"/>
+        <w:spacing w:before="60" w:after="120" w:line="240" w:lineRule="auto"/>
       </w:pPr>
       <w:r>
         <w:rPr>
@@ -445,23 +258,15 @@
         </w:rPr>
         <w:t>C#, .NET, ASP.NET Core, EF Core, REST APIs, Azure (Key Vault, Application Insights, Redis, Blob Storage, Service Bus, Functions, AI Search), SQL Server, Retool, Polly, SonarQube, Cursor, MCP.</w:t>
       </w:r>
-      <w:r>
-        <w:rPr>
-          <w:color w:val="526373"/>
-          <w:sz w:val="18"/>
-        </w:rPr>
-      </w:r>
     </w:p>
     <w:p>
       <w:pPr>
         <w:pStyle w:val="Heading2"/>
-        <w:spacing w:after="80" w:line="240" w:lineRule="auto" w:before="180"/>
+        <w:spacing w:before="180" w:line="240" w:lineRule="auto"/>
       </w:pPr>
       <w:r>
         <w:rPr>
-          <w:b/>
           <w:color w:val="17334D"/>
-          <w:sz w:val="22"/>
         </w:rPr>
         <w:t>.NET Developer</w:t>
       </w:r>
@@ -495,10 +300,7 @@
         <w:spacing w:after="60" w:line="240" w:lineRule="auto"/>
       </w:pPr>
       <w:r>
-        <w:t xml:space="preserve">Built, maintained and refactored C# / .NET energy applications, using AWS S3 and SQS for scalable storage and reliable asynchronous messaging.</w:t>
-      </w:r>
-      <w:r>
-        <w:t/>
+        <w:t>Built, maintained and refactored C# / .NET energy applications, using AWS S3 and SQS for scalable storage and reliable asynchronous messaging.</w:t>
       </w:r>
     </w:p>
     <w:p>
@@ -508,10 +310,8 @@
         <w:spacing w:after="60" w:line="240" w:lineRule="auto"/>
       </w:pPr>
       <w:r>
-        <w:t xml:space="preserve">Applied Clean Architecture, code reviews and Snyk security scanning; automated validation maintained 99% meter data accuracy.</w:t>
-      </w:r>
-      <w:r>
-        <w:t/>
+        <w:lastRenderedPageBreak/>
+        <w:t>Applied Clean Architecture, code reviews and Snyk security scanning; automated validation maintained 99% meter data accuracy.</w:t>
       </w:r>
     </w:p>
     <w:p>
@@ -521,10 +321,7 @@
         <w:spacing w:after="60" w:line="240" w:lineRule="auto"/>
       </w:pPr>
       <w:r>
-        <w:t xml:space="preserve">Delivered releases across Test, UAT and Production using Buildkite CI/CD with minimal downtime.</w:t>
-      </w:r>
-      <w:r>
-        <w:t/>
+        <w:t>Delivered releases across Test, UAT and Production using Buildkite CI/CD with minimal downtime.</w:t>
       </w:r>
     </w:p>
     <w:p>
@@ -534,16 +331,13 @@
         <w:spacing w:after="60" w:line="240" w:lineRule="auto"/>
       </w:pPr>
       <w:r>
-        <w:t xml:space="preserve">Created functional and technical documentation in Confluence, improving knowledge sharing and troubleshooting efficiency by 50%.</w:t>
-      </w:r>
-      <w:r>
-        <w:t/>
+        <w:t>Created functional and technical documentation in Confluence, improving knowledge sharing and troubleshooting efficiency by 50%.</w:t>
       </w:r>
     </w:p>
     <w:p>
       <w:pPr>
         <w:keepLines/>
-        <w:spacing w:after="120" w:line="240" w:lineRule="auto" w:before="60"/>
+        <w:spacing w:before="60" w:after="120" w:line="240" w:lineRule="auto"/>
       </w:pPr>
       <w:r>
         <w:rPr>
@@ -564,13 +358,11 @@
     <w:p>
       <w:pPr>
         <w:pStyle w:val="Heading2"/>
-        <w:spacing w:after="80" w:line="240" w:lineRule="auto" w:before="180"/>
+        <w:spacing w:before="180" w:line="240" w:lineRule="auto"/>
       </w:pPr>
       <w:r>
         <w:rPr>
-          <w:b/>
           <w:color w:val="17334D"/>
-          <w:sz w:val="22"/>
         </w:rPr>
         <w:t>Senior Engineer</w:t>
       </w:r>
@@ -604,7 +396,7 @@
         <w:spacing w:after="60" w:line="240" w:lineRule="auto"/>
       </w:pPr>
       <w:r>
-        <w:t xml:space="preserve">Served as a senior engineer managing and scaling 24/7 Manufacturing Execution Systems (MES) and enterprise IT applications across 100+ production, VMware, and Hyper-V servers.</w:t>
+        <w:t>Served as a senior engineer managing and scaling 24/7 Manufacturing Execution Systems (MES) and enterprise IT applications across 100+ production, VMware, and Hyper-V servers.</w:t>
       </w:r>
     </w:p>
     <w:p>
@@ -614,7 +406,7 @@
         <w:spacing w:after="60" w:line="240" w:lineRule="auto"/>
       </w:pPr>
       <w:r>
-        <w:t xml:space="preserve">Engineered custom VB.NET, SQL Server, and Oracle solutions that boosted floor productivity by 75% and delivered &gt; MYR 1M in verified time-saving operational benefits.</w:t>
+        <w:t>Engineered custom VB.NET, SQL Server, and Oracle solutions that boosted floor productivity by 75% and delivered &gt; MYR 1M in verified time-saving operational benefits.</w:t>
       </w:r>
     </w:p>
     <w:p>
@@ -624,7 +416,7 @@
         <w:spacing w:after="60" w:line="240" w:lineRule="auto"/>
       </w:pPr>
       <w:r>
-        <w:t xml:space="preserve">Architected the Electronic Lot Control Slip (e-LCS) and e-Counting Balance System, implementing poka-yoke validation to eliminate lot-mixing defects and save up to 800,000 scrapped component pieces.</w:t>
+        <w:t>Architected the Electronic Lot Control Slip (e-LCS) and e-Counting Balance System, implementing poka-yoke validation to eliminate lot-mixing defects and save up to 800,000 scrapped component pieces.</w:t>
       </w:r>
     </w:p>
     <w:p>
@@ -634,7 +426,7 @@
         <w:spacing w:after="60" w:line="240" w:lineRule="auto"/>
       </w:pPr>
       <w:r>
-        <w:t xml:space="preserve">Integrated SAP with MES to fully automate material master registration and production planning runs, eliminating manual data entry cycles.</w:t>
+        <w:t>Integrated SAP with MES to fully automate material master registration and production planning runs, eliminating manual data entry cycles.</w:t>
       </w:r>
     </w:p>
     <w:p>
@@ -644,13 +436,13 @@
         <w:spacing w:after="60" w:line="240" w:lineRule="auto"/>
       </w:pPr>
       <w:r>
-        <w:t xml:space="preserve">Built internal RSKL Helpdesk ticketing system (VB.NET, ASP.NET, SQL Server) and real-time Spotfire manufacturing analytics dashboards for operational leadership.</w:t>
+        <w:t>Built internal RSKL Helpdesk ticketing system (VB.NET, ASP.NET, SQL Server) and real-time Spotfire manufacturing analytics dashboards for operational leadership.</w:t>
       </w:r>
     </w:p>
     <w:p>
       <w:pPr>
         <w:keepLines/>
-        <w:spacing w:after="120" w:line="240" w:lineRule="auto" w:before="60"/>
+        <w:spacing w:before="60" w:after="120" w:line="240" w:lineRule="auto"/>
       </w:pPr>
       <w:r>
         <w:rPr>
@@ -671,22 +463,13 @@
     <w:p>
       <w:pPr>
         <w:pStyle w:val="Heading2"/>
-        <w:spacing w:after="80" w:line="240" w:lineRule="auto" w:before="180"/>
+        <w:spacing w:before="180" w:line="240" w:lineRule="auto"/>
       </w:pPr>
       <w:r>
         <w:rPr>
-          <w:b/>
           <w:color w:val="17334D"/>
-          <w:sz w:val="22"/>
         </w:rPr>
         <w:t>IT Manager / IT Executive</w:t>
-      </w:r>
-      <w:r>
-        <w:rPr>
-          <w:b/>
-          <w:color w:val="17334D"/>
-          <w:sz w:val="22"/>
-        </w:rPr>
       </w:r>
     </w:p>
     <w:p>
@@ -718,7 +501,7 @@
         <w:spacing w:after="60" w:line="240" w:lineRule="auto"/>
       </w:pPr>
       <w:r>
-        <w:t xml:space="preserve">As IT Manager: led end-to-end project planning, infrastructure deployments, documentation, and stakeholder management for resort systems.</w:t>
+        <w:t>As IT Manager: led end-to-end project planning, infrastructure deployments, documentation, and stakeholder management for resort systems.</w:t>
       </w:r>
     </w:p>
     <w:p>
@@ -728,13 +511,13 @@
         <w:spacing w:after="60" w:line="240" w:lineRule="auto"/>
       </w:pPr>
       <w:r>
-        <w:t xml:space="preserve">As IT Executive: designed and delivered the Resort Operations System Suite — Point of Sale (POS), Casino Management System (CMS), and Biometric Timekeeping (ATS) using VB.NET and SQL Server.</w:t>
+        <w:t>As IT Executive: designed and delivered the Resort Operations System Suite — Point of Sale (POS), Casino Management System (CMS), and Biometric Timekeeping (ATS) using VB.NET and SQL Server.</w:t>
       </w:r>
     </w:p>
     <w:p>
       <w:pPr>
         <w:keepLines/>
-        <w:spacing w:after="120" w:line="240" w:lineRule="auto" w:before="60"/>
+        <w:spacing w:before="60" w:after="120" w:line="240" w:lineRule="auto"/>
       </w:pPr>
       <w:r>
         <w:rPr>
@@ -755,22 +538,13 @@
     <w:p>
       <w:pPr>
         <w:pStyle w:val="Heading2"/>
-        <w:spacing w:after="80" w:line="240" w:lineRule="auto" w:before="180"/>
+        <w:spacing w:before="180" w:line="240" w:lineRule="auto"/>
       </w:pPr>
       <w:r>
         <w:rPr>
-          <w:b/>
           <w:color w:val="17334D"/>
-          <w:sz w:val="22"/>
         </w:rPr>
         <w:t>Senior Programmer / Junior Programmer</w:t>
-      </w:r>
-      <w:r>
-        <w:rPr>
-          <w:b/>
-          <w:color w:val="17334D"/>
-          <w:sz w:val="22"/>
-        </w:rPr>
       </w:r>
     </w:p>
     <w:p>
@@ -802,7 +576,7 @@
         <w:spacing w:after="60" w:line="240" w:lineRule="auto"/>
       </w:pPr>
       <w:r>
-        <w:t xml:space="preserve">Developed custom VB.NET and SQL Server applications for payroll, employee timekeeping, billing, collections, accounts payable, and POS.</w:t>
+        <w:t>Developed custom VB.NET and SQL Server applications for payroll, employee timekeeping, billing, collections, accounts payable, and POS.</w:t>
       </w:r>
     </w:p>
     <w:p>
@@ -812,13 +586,13 @@
         <w:spacing w:after="60" w:line="240" w:lineRule="auto"/>
       </w:pPr>
       <w:r>
-        <w:t xml:space="preserve">Administered multi-platform infrastructure including Windows Server, SCO UNIX, Novell NetWare, Oracle OPERA PMS, and Micros-Fidelio systems, maintaining 99% database uptime.</w:t>
+        <w:t>Administered multi-platform infrastructure including Windows Server, SCO UNIX, Novell NetWare, Oracle OPERA PMS, and Micros-Fidelio systems, maintaining 99% database uptime.</w:t>
       </w:r>
     </w:p>
     <w:p>
       <w:pPr>
         <w:keepLines/>
-        <w:spacing w:after="120" w:line="240" w:lineRule="auto" w:before="60"/>
+        <w:spacing w:before="60" w:after="120" w:line="240" w:lineRule="auto"/>
       </w:pPr>
       <w:r>
         <w:rPr>
@@ -839,14 +613,13 @@
     <w:p>
       <w:pPr>
         <w:pStyle w:val="Heading1"/>
-        <w:spacing w:after="160" w:line="240" w:lineRule="auto" w:before="220"/>
         <w:pBdr>
           <w:bottom w:val="single" w:sz="6" w:space="5" w:color="167D8D"/>
         </w:pBdr>
+        <w:spacing w:before="220" w:after="160" w:line="240" w:lineRule="auto"/>
       </w:pPr>
       <w:r>
         <w:rPr>
-          <w:b/>
           <w:color w:val="17334D"/>
           <w:sz w:val="23"/>
         </w:rPr>
@@ -1373,11 +1146,6 @@
     <w:lsdException w:name="Book Title" w:uiPriority="33" w:qFormat="1"/>
     <w:lsdException w:name="Bibliography" w:semiHidden="1" w:uiPriority="37" w:unhideWhenUsed="1"/>
     <w:lsdException w:name="TOC Heading" w:semiHidden="1" w:uiPriority="39" w:unhideWhenUsed="1" w:qFormat="1"/>
-    <w:lsdException w:name="Plain Table 5" w:semiHidden="1" w:unhideWhenUsed="1"/>
-    <w:lsdException w:name="Grid Table Light" w:semiHidden="1" w:unhideWhenUsed="1"/>
-    <w:lsdException w:name="Grid Table 1 Light" w:semiHidden="1" w:unhideWhenUsed="1"/>
-    <w:lsdException w:name="Grid Table 2" w:semiHidden="1" w:unhideWhenUsed="1"/>
-    <w:lsdException w:name="Grid Table 3" w:semiHidden="1" w:unhideWhenUsed="1"/>
     <w:lsdException w:name="Grid Table 4" w:uiPriority="49"/>
     <w:lsdException w:name="Grid Table 5 Dark" w:uiPriority="50"/>
     <w:lsdException w:name="Grid Table 6 Colorful" w:uiPriority="51"/>
